--- a/cv/Francisco-Martinez-Fenoll-CV-ESP.docx
+++ b/cv/Francisco-Martinez-Fenoll-CV-ESP.docx
@@ -60,7 +60,7 @@
         </w:rPr>
         <w:t xml:space="preserve">  •  </w:t>
       </w:r>
-      <w:hyperlink w:history="1" r:id="rId8jymfk8ammcqcoebpuwm7">
+      <w:hyperlink w:history="1" r:id="rIdrbbnq1ywocwtkm9y460xv">
         <w:r>
           <w:rPr>
             <w:rFonts w:ascii="Georgia" w:cs="Georgia" w:eastAsia="Georgia" w:hAnsi="Georgia"/>
@@ -98,7 +98,7 @@
         </w:rPr>
         <w:t xml:space="preserve">  •  </w:t>
       </w:r>
-      <w:hyperlink w:history="1" r:id="rIddvywv3cnhpkinuyzwytnl">
+      <w:hyperlink w:history="1" r:id="rIds7gtusu7pagsb17lfsc9f">
         <w:r>
           <w:rPr>
             <w:rFonts w:ascii="Georgia" w:cs="Georgia" w:eastAsia="Georgia" w:hAnsi="Georgia"/>
@@ -118,7 +118,7 @@
         </w:rPr>
         <w:t xml:space="preserve">  •  </w:t>
       </w:r>
-      <w:hyperlink w:history="1" r:id="rIdg0hjjjdw1mclomjqoydkb">
+      <w:hyperlink w:history="1" r:id="rIdnmgsyodm0tv6awfp-uesl">
         <w:r>
           <w:rPr>
             <w:rFonts w:ascii="Georgia" w:cs="Georgia" w:eastAsia="Georgia" w:hAnsi="Georgia"/>
@@ -676,7 +676,7 @@
         </w:numPr>
         <w:spacing w:after="50" w:line="268"/>
       </w:pPr>
-      <w:hyperlink w:history="1" r:id="rId8kotqwgxldoancqqpne91">
+      <w:hyperlink w:history="1" r:id="rIdksv10ddjn0v0kqk4ud5mq">
         <w:r>
           <w:rPr>
             <w:rFonts w:ascii="Georgia" w:cs="Georgia" w:eastAsia="Georgia" w:hAnsi="Georgia"/>
@@ -704,7 +704,7 @@
         </w:numPr>
         <w:spacing w:after="50" w:line="268"/>
       </w:pPr>
-      <w:hyperlink w:history="1" r:id="rIdichwf1nll9oechxykixw9">
+      <w:hyperlink w:history="1" r:id="rIdne9z9f7rfcuusir6vbi8j">
         <w:r>
           <w:rPr>
             <w:rFonts w:ascii="Georgia" w:cs="Georgia" w:eastAsia="Georgia" w:hAnsi="Georgia"/>
@@ -732,7 +732,7 @@
         </w:numPr>
         <w:spacing w:after="50" w:line="268"/>
       </w:pPr>
-      <w:hyperlink w:history="1" r:id="rIdbz2-ipdv0rmswveg7i6ib">
+      <w:hyperlink w:history="1" r:id="rIdwm1krongyd6swtwlte905">
         <w:r>
           <w:rPr>
             <w:rFonts w:ascii="Georgia" w:cs="Georgia" w:eastAsia="Georgia" w:hAnsi="Georgia"/>
@@ -760,7 +760,7 @@
         </w:numPr>
         <w:spacing w:after="50" w:line="268"/>
       </w:pPr>
-      <w:hyperlink w:history="1" r:id="rIdw6lxm_jm-b8-oaxvbxsej">
+      <w:hyperlink w:history="1" r:id="rId8kertkkrfobawrcwqrkje">
         <w:r>
           <w:rPr>
             <w:rFonts w:ascii="Georgia" w:cs="Georgia" w:eastAsia="Georgia" w:hAnsi="Georgia"/>
@@ -788,7 +788,7 @@
         </w:numPr>
         <w:spacing w:after="50" w:line="268"/>
       </w:pPr>
-      <w:hyperlink w:history="1" r:id="rIddeccooihxkmhj-5jtckju">
+      <w:hyperlink w:history="1" r:id="rIdi2pr0s9fhwumfk2ekk9o_">
         <w:r>
           <w:rPr>
             <w:rFonts w:ascii="Georgia" w:cs="Georgia" w:eastAsia="Georgia" w:hAnsi="Georgia"/>
@@ -816,7 +816,7 @@
         </w:numPr>
         <w:spacing w:after="50" w:line="268"/>
       </w:pPr>
-      <w:hyperlink w:history="1" r:id="rIdjilftj0vmpnuhagoahvwu">
+      <w:hyperlink w:history="1" r:id="rIdtdqn2pg_rurdwdkr6se9t">
         <w:r>
           <w:rPr>
             <w:rFonts w:ascii="Georgia" w:cs="Georgia" w:eastAsia="Georgia" w:hAnsi="Georgia"/>
